--- a/ontology/doc/HMIS Ontology Documentation.docx
+++ b/ontology/doc/HMIS Ontology Documentation.docx
@@ -276,7 +276,19 @@
           <w:rPr>
             <w:rStyle w:val="Hyperlink"/>
           </w:rPr>
-          <w:t>SKOS Simple Knowledge Organization System Primer</w:t>
+          <w:t>SKOS Simple Knowledge Organizatio</w:t>
+        </w:r>
+        <w:r>
+          <w:rPr>
+            <w:rStyle w:val="Hyperlink"/>
+          </w:rPr>
+          <w:t>n</w:t>
+        </w:r>
+        <w:r>
+          <w:rPr>
+            <w:rStyle w:val="Hyperlink"/>
+          </w:rPr>
+          <w:t xml:space="preserve"> System Primer</w:t>
         </w:r>
       </w:hyperlink>
     </w:p>
@@ -1793,6 +1805,9 @@
         <w:t xml:space="preserve"> represents the integer value</w:t>
       </w:r>
     </w:p>
+    <w:p/>
+    <w:p/>
+    <w:p/>
     <w:p>
       <w:pPr>
         <w:pStyle w:val="Heading1"/>
@@ -4790,6 +4805,28 @@
 </file>
 
 <file path=customXml/item1.xml><?xml version="1.0" encoding="utf-8"?>
+<?mso-contentType ?>
+<FormTemplates xmlns="http://schemas.microsoft.com/sharepoint/v3/contenttype/forms">
+  <Display>DocumentLibraryForm</Display>
+  <Edit>DocumentLibraryForm</Edit>
+  <New>DocumentLibraryForm</New>
+</FormTemplates>
+</file>
+
+<file path=customXml/item2.xml><?xml version="1.0" encoding="utf-8"?>
+<p:properties xmlns:p="http://schemas.microsoft.com/office/2006/metadata/properties" xmlns:xsi="http://www.w3.org/2001/XMLSchema-instance" xmlns:pc="http://schemas.microsoft.com/office/infopath/2007/PartnerControls">
+  <documentManagement>
+    <_ip_UnifiedCompliancePolicyUIAction xmlns="http://schemas.microsoft.com/sharepoint/v3" xsi:nil="true"/>
+    <lcf76f155ced4ddcb4097134ff3c332f xmlns="72ccbf35-dcc7-4590-9537-6d71d0e4df17">
+      <Terms xmlns="http://schemas.microsoft.com/office/infopath/2007/PartnerControls"/>
+    </lcf76f155ced4ddcb4097134ff3c332f>
+    <_ip_UnifiedCompliancePolicyProperties xmlns="http://schemas.microsoft.com/sharepoint/v3" xsi:nil="true"/>
+    <TaxCatchAll xmlns="b5134ab8-3d65-4fc5-b690-e8cc6b15e593" xsi:nil="true"/>
+  </documentManagement>
+</p:properties>
+</file>
+
+<file path=customXml/item3.xml><?xml version="1.0" encoding="utf-8"?>
 <ct:contentTypeSchema xmlns:ct="http://schemas.microsoft.com/office/2006/metadata/contentType" xmlns:ma="http://schemas.microsoft.com/office/2006/metadata/properties/metaAttributes" ct:_="" ma:_="" ma:contentTypeName="Document" ma:contentTypeID="0x010100D74FF526F6E9D64093B84A5D6336AF1C" ma:contentTypeVersion="16" ma:contentTypeDescription="Create a new document." ma:contentTypeScope="" ma:versionID="ec2a59bca33862e92780000e5cc9d237">
   <xsd:schema xmlns:xsd="http://www.w3.org/2001/XMLSchema" xmlns:xs="http://www.w3.org/2001/XMLSchema" xmlns:p="http://schemas.microsoft.com/office/2006/metadata/properties" xmlns:ns1="http://schemas.microsoft.com/sharepoint/v3" xmlns:ns2="72ccbf35-dcc7-4590-9537-6d71d0e4df17" xmlns:ns3="b5134ab8-3d65-4fc5-b690-e8cc6b15e593" targetNamespace="http://schemas.microsoft.com/office/2006/metadata/properties" ma:root="true" ma:fieldsID="eee68804191b6b7c7ec93e807b7ee44e" ns1:_="" ns2:_="" ns3:_="">
     <xsd:import namespace="http://schemas.microsoft.com/sharepoint/v3"/>
@@ -5035,29 +5072,27 @@
 </ct:contentTypeSchema>
 </file>
 
-<file path=customXml/item2.xml><?xml version="1.0" encoding="utf-8"?>
-<p:properties xmlns:p="http://schemas.microsoft.com/office/2006/metadata/properties" xmlns:xsi="http://www.w3.org/2001/XMLSchema-instance" xmlns:pc="http://schemas.microsoft.com/office/infopath/2007/PartnerControls">
-  <documentManagement>
-    <_ip_UnifiedCompliancePolicyUIAction xmlns="http://schemas.microsoft.com/sharepoint/v3" xsi:nil="true"/>
-    <lcf76f155ced4ddcb4097134ff3c332f xmlns="72ccbf35-dcc7-4590-9537-6d71d0e4df17">
-      <Terms xmlns="http://schemas.microsoft.com/office/infopath/2007/PartnerControls"/>
-    </lcf76f155ced4ddcb4097134ff3c332f>
-    <_ip_UnifiedCompliancePolicyProperties xmlns="http://schemas.microsoft.com/sharepoint/v3" xsi:nil="true"/>
-    <TaxCatchAll xmlns="b5134ab8-3d65-4fc5-b690-e8cc6b15e593" xsi:nil="true"/>
-  </documentManagement>
-</p:properties>
+<file path=customXml/itemProps1.xml><?xml version="1.0" encoding="utf-8"?>
+<ds:datastoreItem xmlns:ds="http://schemas.openxmlformats.org/officeDocument/2006/customXml" ds:itemID="{D1EE08AD-28A1-4263-83FE-60D78B172D1D}">
+  <ds:schemaRefs>
+    <ds:schemaRef ds:uri="http://schemas.microsoft.com/sharepoint/v3/contenttype/forms"/>
+  </ds:schemaRefs>
+</ds:datastoreItem>
 </file>
 
-<file path=customXml/item3.xml><?xml version="1.0" encoding="utf-8"?>
-<?mso-contentType ?>
-<FormTemplates xmlns="http://schemas.microsoft.com/sharepoint/v3/contenttype/forms">
-  <Display>DocumentLibraryForm</Display>
-  <Edit>DocumentLibraryForm</Edit>
-  <New>DocumentLibraryForm</New>
-</FormTemplates>
+<file path=customXml/itemProps2.xml><?xml version="1.0" encoding="utf-8"?>
+<ds:datastoreItem xmlns:ds="http://schemas.openxmlformats.org/officeDocument/2006/customXml" ds:itemID="{13156AF2-2ACD-4831-BA0B-BCB43A19808A}">
+  <ds:schemaRefs>
+    <ds:schemaRef ds:uri="http://schemas.microsoft.com/office/2006/metadata/properties"/>
+    <ds:schemaRef ds:uri="http://schemas.microsoft.com/office/infopath/2007/PartnerControls"/>
+    <ds:schemaRef ds:uri="http://schemas.microsoft.com/sharepoint/v3"/>
+    <ds:schemaRef ds:uri="72ccbf35-dcc7-4590-9537-6d71d0e4df17"/>
+    <ds:schemaRef ds:uri="b5134ab8-3d65-4fc5-b690-e8cc6b15e593"/>
+  </ds:schemaRefs>
+</ds:datastoreItem>
 </file>
 
-<file path=customXml/itemProps1.xml><?xml version="1.0" encoding="utf-8"?>
+<file path=customXml/itemProps3.xml><?xml version="1.0" encoding="utf-8"?>
 <ds:datastoreItem xmlns:ds="http://schemas.openxmlformats.org/officeDocument/2006/customXml" ds:itemID="{2C55A834-A866-44B8-BCCB-F67F7876D89C}">
   <ds:schemaRefs>
     <ds:schemaRef ds:uri="http://schemas.microsoft.com/office/2006/metadata/contentType"/>
@@ -5075,24 +5110,4 @@
     <ds:schemaRef ds:uri="http://schemas.microsoft.com/internal/obd"/>
   </ds:schemaRefs>
 </ds:datastoreItem>
-</file>
-
-<file path=customXml/itemProps2.xml><?xml version="1.0" encoding="utf-8"?>
-<ds:datastoreItem xmlns:ds="http://schemas.openxmlformats.org/officeDocument/2006/customXml" ds:itemID="{13156AF2-2ACD-4831-BA0B-BCB43A19808A}">
-  <ds:schemaRefs>
-    <ds:schemaRef ds:uri="http://schemas.microsoft.com/office/2006/metadata/properties"/>
-    <ds:schemaRef ds:uri="http://schemas.microsoft.com/office/infopath/2007/PartnerControls"/>
-    <ds:schemaRef ds:uri="http://schemas.microsoft.com/sharepoint/v3"/>
-    <ds:schemaRef ds:uri="72ccbf35-dcc7-4590-9537-6d71d0e4df17"/>
-    <ds:schemaRef ds:uri="b5134ab8-3d65-4fc5-b690-e8cc6b15e593"/>
-  </ds:schemaRefs>
-</ds:datastoreItem>
-</file>
-
-<file path=customXml/itemProps3.xml><?xml version="1.0" encoding="utf-8"?>
-<ds:datastoreItem xmlns:ds="http://schemas.openxmlformats.org/officeDocument/2006/customXml" ds:itemID="{D1EE08AD-28A1-4263-83FE-60D78B172D1D}">
-  <ds:schemaRefs>
-    <ds:schemaRef ds:uri="http://schemas.microsoft.com/sharepoint/v3/contenttype/forms"/>
-  </ds:schemaRefs>
-</ds:datastoreItem>
 </file>